--- a/Business plan/Готовые документы/VitaGen_Бизнес-план.docx
+++ b/Business plan/Готовые документы/VitaGen_Бизнес-план.docx
@@ -1377,7 +1377,7 @@
         <w:ind w:left="340"/>
       </w:pPr>
       <w:r>
-        <w:t>запланирован пилот с НМИЦ АГП им. В. И. Кулакова и клиниками-партнёрами (2026–2027).</w:t>
+        <w:t>запланирован пилот с РНИМУ им. Н. И. Пирогова и клиниками-партнёрами (2026–2027).</w:t>
       </w:r>
     </w:p>
     <w:p>
@@ -2734,7 +2734,7 @@
               <w:rPr>
                 <w:sz w:val="20"/>
               </w:rPr>
-              <w:t>Экспертная оценка: концентрация федеральных центров и НМИЦ</w:t>
+              <w:t>Экспертная оценка: концентрация федеральных центров ВРТ и РНИМУ</w:t>
             </w:r>
           </w:p>
         </w:tc>
@@ -2916,7 +2916,7 @@
               <w:rPr>
                 <w:sz w:val="20"/>
               </w:rPr>
-              <w:t>НМИЦ, частные центры ЭКО</w:t>
+              <w:t>РНИМУ, частные центры ЭКО</w:t>
             </w:r>
           </w:p>
         </w:tc>
@@ -4209,7 +4209,7 @@
         <w:ind w:left="340"/>
       </w:pPr>
       <w:r>
-        <w:t>B2B-продажи в клиники: научные конгрессы (РОРЧ, репродуктивные форумы), личные связи в НМИЦ, пилот как витрина результатов;</w:t>
+        <w:t>B2B-продажи в клиники: научные конгрессы (РОРЧ, репродуктивные форумы), личные связи в РНИМУ и профильных центрах, пилот как витрина результатов;</w:t>
       </w:r>
     </w:p>
     <w:p>
@@ -4421,7 +4421,7 @@
               <w:rPr>
                 <w:sz w:val="20"/>
               </w:rPr>
-              <w:t>Москва (НМИЦ + 5–7 клиник)</w:t>
+              <w:t>Москва (РНИМУ + 5–7 клиник)</w:t>
             </w:r>
           </w:p>
         </w:tc>
@@ -4689,7 +4689,7 @@
           <w:i w:val="0"/>
           <w:sz w:val="22"/>
         </w:rPr>
-        <w:t>Инфраструктура: НМИЦ АГП им. В. И. Кулакова и клиники-партнёры (доступ к циклам); российское облако с сертификацией ФСТЭК; МИС-интеграции (1C-Медицина и др.). Поставщики: облачные провайдеры, вычислительные ресурсы для обучения моделей, лаборатории-партнёры по DFI/генотипированию (договорные отношения, не собственная лаборатория).</w:t>
+        <w:t>Инфраструктура: РНИМУ им. Н. И. Пирогова и клиники-партнёры (доступ к циклам); российское облако с сертификацией ФСТЭК; МИС-интеграции (1C-Медицина и др.). Поставщики: облачные провайдеры, вычислительные ресурсы для обучения моделей, лаборатории-партнёры по DFI/генотипированию (договорные отношения, не собственная лаборатория).</w:t>
       </w:r>
     </w:p>
     <w:p>
@@ -5025,7 +5025,7 @@
               <w:rPr>
                 <w:sz w:val="20"/>
               </w:rPr>
-              <w:t>НМИЦ АГП им. В. И. Кулакова и др.</w:t>
+              <w:t>РНИМУ им. Н. И. Пирогова и др.</w:t>
             </w:r>
           </w:p>
         </w:tc>
@@ -8605,7 +8605,7 @@
               <w:rPr>
                 <w:sz w:val="20"/>
               </w:rPr>
-              <w:t>Договоры с клиниками + обезличивание; моделирование на частичных данных (masking); НМИЦ как якорный партнёр</w:t>
+              <w:t>Договоры с клиниками + обезличивание; моделирование на частичных данных (masking); РНИМУ как якорный партнёр</w:t>
             </w:r>
           </w:p>
         </w:tc>

--- a/Business plan/Готовые документы/VitaGen_Бизнес-план.docx
+++ b/Business plan/Готовые документы/VitaGen_Бизнес-план.docx
@@ -4808,7 +4808,7 @@
               <w:rPr>
                 <w:sz w:val="20"/>
               </w:rPr>
-              <w:t>Изотов О. И., к.м.н.</w:t>
+              <w:t>Доброхотова Ю. Э., д.м.н.</w:t>
             </w:r>
           </w:p>
         </w:tc>
@@ -4823,7 +4823,7 @@
               <w:rPr>
                 <w:sz w:val="20"/>
               </w:rPr>
-              <w:t>Научный консультант (Российский университет медицины)</w:t>
+              <w:t>Научный руководитель проекта (профессор, зав. кафедрой акушерства и гинекологии, РНИМУ им. Н. И. Пирогова)</w:t>
             </w:r>
           </w:p>
         </w:tc>
@@ -4839,7 +4839,7 @@
               <w:rPr>
                 <w:sz w:val="20"/>
               </w:rPr>
-              <w:t>Смирнов С. Н., к.э.н.</w:t>
+              <w:t>Изотов О. И., к.м.н.</w:t>
             </w:r>
           </w:p>
         </w:tc>
@@ -4853,7 +4853,7 @@
               <w:rPr>
                 <w:sz w:val="20"/>
               </w:rPr>
-              <w:t>Консультант по экономике (Финансовый университет при Правительстве РФ)</w:t>
+              <w:t>Медицинский директор ООО «МедТехПрима»; научный консультант (Российский университет медицины)</w:t>
             </w:r>
           </w:p>
         </w:tc>
@@ -4870,7 +4870,7 @@
               <w:rPr>
                 <w:sz w:val="20"/>
               </w:rPr>
-              <w:t>Танделов А. Т.</w:t>
+              <w:t>Смирнов С. Н., к.э.н.</w:t>
             </w:r>
           </w:p>
         </w:tc>
@@ -4885,7 +4885,7 @@
               <w:rPr>
                 <w:sz w:val="20"/>
               </w:rPr>
-              <w:t>Консультант по регуляторике (ГК «Глобальные Медицинские технологии»)</w:t>
+              <w:t>Консультант по экономике (Финансовый университет при Правительстве РФ)</w:t>
             </w:r>
           </w:p>
         </w:tc>
@@ -4901,7 +4901,7 @@
               <w:rPr>
                 <w:sz w:val="20"/>
               </w:rPr>
-              <w:t>Воронцов А. И.</w:t>
+              <w:t>Танделов А. Т.</w:t>
             </w:r>
           </w:p>
         </w:tc>
@@ -4915,7 +4915,7 @@
               <w:rPr>
                 <w:sz w:val="20"/>
               </w:rPr>
-              <w:t>Соавтор идеи, развитие партнёрств (ГК «Рич Кемикл», Академия Инноваторов)</w:t>
+              <w:t>Консультант по регуляторике (ГК «Глобальные Медицинские технологии»)</w:t>
             </w:r>
           </w:p>
         </w:tc>
@@ -4932,7 +4932,7 @@
               <w:rPr>
                 <w:sz w:val="20"/>
               </w:rPr>
-              <w:t>Мороз А. Е.</w:t>
+              <w:t>Воронцов А. И.</w:t>
             </w:r>
           </w:p>
         </w:tc>
@@ -4947,7 +4947,7 @@
               <w:rPr>
                 <w:sz w:val="20"/>
               </w:rPr>
-              <w:t>Соавтор идеи (Академия Инноваторов)</w:t>
+              <w:t>Соавтор идеи, развитие партнёрств (ГК «Рич Кемикл», Академия Инноваторов)</w:t>
             </w:r>
           </w:p>
         </w:tc>
@@ -8028,7 +8028,7 @@
           <w:i w:val="0"/>
           <w:sz w:val="22"/>
         </w:rPr>
-        <w:t>Стратегия правовой охраны: депонирование и ПОЭВМ — немедленно; патенты на прорывные способы (DFI-интеграция, матчинг) — 2026–2027; ТЗ — в 2026; know-how — режим коммерческой тайны с NDA и договорами с клиниками; мониторинг нарушений — мониторинг патентных классов и конкурентных продуктов; лицензирование — эксклюзивные лицензии для партнёров по регионам/АТР.</w:t>
+        <w:t>Стратегия правовой охраны (многоуровневая, по методике «Защита до патентования»). 1) Свидетельство РЦИС/ФИСРПС №1440-028-537 от 30.03.2026 — уже получено (алгоритм/прогноз; правообладатель на старте — Петрушина М. В., планируется передача вкладом в АО). 2) ПОЭВМ (код платформы) — регистрация в Роспатенте немедленно. 3) Депонирование (РИС, ст. 1257 ГК РФ, ~10 000 ₽/объект, 1–2 недели): ТЗ на разработку VitaGen-AI (критический приоритет); код разработки продукта (исходники/релизы) — отдельно от ТЗ как объект авторского права; клинические протоколы пилота (РНИМУ); презентация, методология и дорожная карта — фиксация даты до показа инвесторам/партнёрам. 4) Патентные заявки 2026–2027 на прорывные способы (DFI-интеграция, матчинг KIR/HLA-C). 5) Know-how — режим коммерческой тайны (ст. 1465 ГК РФ) с NDA и договорами с клиниками. Для КНР: при выходе в Хайнань — двойное депонирование ключевых ТЗ в NCAC. Мониторинг — патентные классы и конкурентные продукты; лицензирование — эксклюзивные лицензии партнёрам по регионам/АТР.</w:t>
       </w:r>
     </w:p>
     <w:p>
